--- a/server/templates/reports/FO-PO-PSM-64-10 FORMATO PARA LA ELABORACIÓN DE INFORME PUNTO SECO-plantilla.docx
+++ b/server/templates/reports/FO-PO-PSM-64-10 FORMATO PARA LA ELABORACIÓN DE INFORME PUNTO SECO-plantilla.docx
@@ -3695,7 +3695,7 @@
             <w:szCs w:val="20"/>
             <w:lang w:val="es-CO"/>
           </w:rPr>
-          <w:t>Fotografía 1. XXXX</w:t>
+          <w:t>Fotografía 1. {figura1_caption}</w:t>
         </w:r>
         <w:r>
           <w:rPr>
@@ -3779,7 +3779,7 @@
             <w:szCs w:val="20"/>
             <w:lang w:val="es-CO"/>
           </w:rPr>
-          <w:t>Fotografía 2. XXXX</w:t>
+          <w:t>Fotografía 2. {figura2_caption}</w:t>
         </w:r>
         <w:r>
           <w:rPr>
@@ -12836,7 +12836,7 @@
           <w:szCs w:val="20"/>
           <w:lang w:val="es-CO"/>
         </w:rPr>
-        <w:t>XXXX</w:t>
+        <w:t>{fuente_anio}</w:t>
       </w:r>
       <w:commentRangeEnd w:id="132"/>
       <w:r>

--- a/server/templates/reports/FO-PO-PSM-64-10 FORMATO PARA LA ELABORACIÓN DE INFORME PUNTO SECO-plantilla.docx
+++ b/server/templates/reports/FO-PO-PSM-64-10 FORMATO PARA LA ELABORACIÓN DE INFORME PUNTO SECO-plantilla.docx
@@ -768,7 +768,7 @@
           <w:highlight w:val="cyan"/>
           <w:lang w:val="es-CO"/>
         </w:rPr>
-        <w:t>CIUDAD</w:t>
+        <w:t>{ciudad}</w:t>
       </w:r>
       <w:r>
         <w:rPr>
@@ -793,7 +793,7 @@
           <w:highlight w:val="cyan"/>
           <w:lang w:val="es-CO"/>
         </w:rPr>
-        <w:t>DEPARTAMENTO</w:t>
+        <w:t>{departamento}</w:t>
       </w:r>
       <w:commentRangeEnd w:id="4"/>
       <w:r>
@@ -7679,7 +7679,7 @@
           <w:highlight w:val="cyan"/>
           <w:lang w:val="es-CO"/>
         </w:rPr>
-        <w:t>202</w:t>
+        <w:t>{fuente_anio}</w:t>
       </w:r>
       <w:r>
         <w:rPr>
@@ -7690,7 +7690,7 @@
           <w:highlight w:val="cyan"/>
           <w:lang w:val="es-CO"/>
         </w:rPr>
-        <w:t>X</w:t>
+        <w:t/>
       </w:r>
       <w:r>
         <w:rPr>
@@ -10845,7 +10845,7 @@
           <w:highlight w:val="cyan"/>
           <w:lang w:val="es-CO"/>
         </w:rPr>
-        <w:t>NOMBRE EMPRESA</w:t>
+        <w:t>{nombre_cliente}</w:t>
       </w:r>
       <w:r>
         <w:rPr>
@@ -10913,7 +10913,7 @@
           <w:sz w:val="22"/>
           <w:szCs w:val="22"/>
         </w:rPr>
-        <w:t>un estudio de caracterización de agua (matriz) en x (</w:t>
+        <w:t xml:space="preserve">un estudio de caracterización de agua ({matriz_tipo}) en </w:t>
       </w:r>
       <w:proofErr w:type="spellStart"/>
       <w:r>
@@ -10923,7 +10923,7 @@
           <w:sz w:val="22"/>
           <w:szCs w:val="22"/>
         </w:rPr>
-        <w:t>xx</w:t>
+        <w:t>{numero_puntos}</w:t>
       </w:r>
       <w:proofErr w:type="spellEnd"/>
       <w:r>
@@ -10933,7 +10933,7 @@
           <w:sz w:val="22"/>
           <w:szCs w:val="22"/>
         </w:rPr>
-        <w:t xml:space="preserve">) puntos ubicados en ciudad/departamento; </w:t>
+        <w:t xml:space="preserve"> puntos ubicados en {ciudad}, {departamento}; </w:t>
       </w:r>
       <w:r>
         <w:rPr>
@@ -14634,7 +14634,7 @@
           <w:sz w:val="20"/>
           <w:szCs w:val="20"/>
         </w:rPr>
-        <w:t>informe técnico de {matriz_tipo_note} OT XXXX-X-A-XXXX-VXX</w:t>
+        <w:t>informe técnico de {matriz_tipo_note} OT {ot_id_final}</w:t>
       </w:r>
       <w:commentRangeEnd w:id="145"/>
       <w:r>
@@ -14685,7 +14685,7 @@
           <w:sz w:val="20"/>
           <w:szCs w:val="20"/>
         </w:rPr>
-        <w:t xml:space="preserve">{ot_id_final}</w:t>
+        <w:t xml:space="preserve"> OT {ot_id_final}</w:t>
       </w:r>
     </w:p>
     <w:bookmarkEnd w:id="144"/>

--- a/server/templates/reports/FO-PO-PSM-64-10 FORMATO PARA LA ELABORACIÓN DE INFORME PUNTO SECO-plantilla.docx
+++ b/server/templates/reports/FO-PO-PSM-64-10 FORMATO PARA LA ELABORACIÓN DE INFORME PUNTO SECO-plantilla.docx
@@ -7170,7 +7170,7 @@
           <w:szCs w:val="22"/>
           <w:lang w:val="es-CO" w:eastAsia="es-CO"/>
         </w:rPr>
-        <w:t xml:space="preserve">en XXX (XX) puntos de monitoreo ubicados en la ciudad/departamento, con el propósito de evaluar sus características fisicoquímicas </w:t>
+        <w:t xml:space="preserve">en {numero_puntos} puntos de monitoreo ubicados en {ciudad}, {departamento}, con el propósito de evaluar sus características fisicoquímicas </w:t>
       </w:r>
       <w:r>
         <w:rPr>
@@ -7202,7 +7202,7 @@
           <w:highlight w:val="cyan"/>
           <w:lang w:val="es-CO" w:eastAsia="es-CO"/>
         </w:rPr>
-        <w:t>día del mes de año</w:t>
+        <w:t>día {fecha_visita_campo}</w:t>
       </w:r>
       <w:r>
         <w:rPr>

--- a/server/templates/reports/FO-PO-PSM-64-10 FORMATO PARA LA ELABORACIÓN DE INFORME PUNTO SECO-plantilla.docx
+++ b/server/templates/reports/FO-PO-PSM-64-10 FORMATO PARA LA ELABORACIÓN DE INFORME PUNTO SECO-plantilla.docx
@@ -768,7 +768,7 @@
           <w:highlight w:val="cyan"/>
           <w:lang w:val="es-CO"/>
         </w:rPr>
-        <w:t>{ciudad}</w:t>
+        <w:t>CIUDAD</w:t>
       </w:r>
       <w:r>
         <w:rPr>
@@ -793,7 +793,7 @@
           <w:highlight w:val="cyan"/>
           <w:lang w:val="es-CO"/>
         </w:rPr>
-        <w:t>{departamento}</w:t>
+        <w:t>DEPARTAMENTO</w:t>
       </w:r>
       <w:commentRangeEnd w:id="4"/>
       <w:r>
@@ -3695,7 +3695,7 @@
             <w:szCs w:val="20"/>
             <w:lang w:val="es-CO"/>
           </w:rPr>
-          <w:t>Fotografía 1. {figura1_caption}</w:t>
+          <w:t>Fotografía 1. XXXX</w:t>
         </w:r>
         <w:r>
           <w:rPr>
@@ -3779,7 +3779,7 @@
             <w:szCs w:val="20"/>
             <w:lang w:val="es-CO"/>
           </w:rPr>
-          <w:t>Fotografía 2. {figura2_caption}</w:t>
+          <w:t>Fotografía 2. XXXX</w:t>
         </w:r>
         <w:r>
           <w:rPr>
@@ -7170,7 +7170,7 @@
           <w:szCs w:val="22"/>
           <w:lang w:val="es-CO" w:eastAsia="es-CO"/>
         </w:rPr>
-        <w:t xml:space="preserve">en {numero_puntos} puntos de monitoreo ubicados en {ciudad}, {departamento}, con el propósito de evaluar sus características fisicoquímicas </w:t>
+        <w:t xml:space="preserve">en XXX (XX) puntos de monitoreo ubicados en la ciudad/departamento, con el propósito de evaluar sus características fisicoquímicas </w:t>
       </w:r>
       <w:r>
         <w:rPr>
@@ -7202,7 +7202,7 @@
           <w:highlight w:val="cyan"/>
           <w:lang w:val="es-CO" w:eastAsia="es-CO"/>
         </w:rPr>
-        <w:t>día {fecha_visita_campo}</w:t>
+        <w:t>día del mes de año</w:t>
       </w:r>
       <w:r>
         <w:rPr>
@@ -7679,7 +7679,7 @@
           <w:highlight w:val="cyan"/>
           <w:lang w:val="es-CO"/>
         </w:rPr>
-        <w:t>{fuente_anio}</w:t>
+        <w:t>202</w:t>
       </w:r>
       <w:r>
         <w:rPr>
@@ -7690,7 +7690,7 @@
           <w:highlight w:val="cyan"/>
           <w:lang w:val="es-CO"/>
         </w:rPr>
-        <w:t/>
+        <w:t>X</w:t>
       </w:r>
       <w:r>
         <w:rPr>
@@ -10845,7 +10845,7 @@
           <w:highlight w:val="cyan"/>
           <w:lang w:val="es-CO"/>
         </w:rPr>
-        <w:t>{nombre_cliente}</w:t>
+        <w:t>NOMBRE EMPRESA</w:t>
       </w:r>
       <w:r>
         <w:rPr>
@@ -10913,7 +10913,7 @@
           <w:sz w:val="22"/>
           <w:szCs w:val="22"/>
         </w:rPr>
-        <w:t xml:space="preserve">un estudio de caracterización de agua ({matriz_tipo}) en </w:t>
+        <w:t>un estudio de caracterización de agua (matriz) en x (</w:t>
       </w:r>
       <w:proofErr w:type="spellStart"/>
       <w:r>
@@ -10923,7 +10923,7 @@
           <w:sz w:val="22"/>
           <w:szCs w:val="22"/>
         </w:rPr>
-        <w:t>{numero_puntos}</w:t>
+        <w:t>xx</w:t>
       </w:r>
       <w:proofErr w:type="spellEnd"/>
       <w:r>
@@ -10933,7 +10933,7 @@
           <w:sz w:val="22"/>
           <w:szCs w:val="22"/>
         </w:rPr>
-        <w:t xml:space="preserve"> puntos ubicados en {ciudad}, {departamento}; </w:t>
+        <w:t xml:space="preserve">) puntos ubicados en ciudad/departamento; </w:t>
       </w:r>
       <w:r>
         <w:rPr>
@@ -12836,7 +12836,7 @@
           <w:szCs w:val="20"/>
           <w:lang w:val="es-CO"/>
         </w:rPr>
-        <w:t>{fuente_anio}</w:t>
+        <w:t>XXXX</w:t>
       </w:r>
       <w:commentRangeEnd w:id="132"/>
       <w:r>
@@ -14634,7 +14634,7 @@
           <w:sz w:val="20"/>
           <w:szCs w:val="20"/>
         </w:rPr>
-        <w:t>informe técnico de {matriz_tipo_note} OT {ot_id_final}</w:t>
+        <w:t>informe técnico de {matriz_tipo_note} OT XXXX-X-A-XXXX-VXX</w:t>
       </w:r>
       <w:commentRangeEnd w:id="145"/>
       <w:r>
@@ -14685,7 +14685,7 @@
           <w:sz w:val="20"/>
           <w:szCs w:val="20"/>
         </w:rPr>
-        <w:t xml:space="preserve"> OT {ot_id_final}</w:t>
+        <w:t xml:space="preserve">{ot_id_final}</w:t>
       </w:r>
     </w:p>
     <w:bookmarkEnd w:id="144"/>
